--- a/第三版 資料庫.docx
+++ b/第三版 資料庫.docx
@@ -6857,10 +6857,10 @@
         <w:tblLook w:val="04A0" w:firstRow="1" w:lastRow="0" w:firstColumn="1" w:lastColumn="0" w:noHBand="0" w:noVBand="1"/>
       </w:tblPr>
       <w:tblGrid>
-        <w:gridCol w:w="2536"/>
-        <w:gridCol w:w="2292"/>
-        <w:gridCol w:w="2264"/>
-        <w:gridCol w:w="3664"/>
+        <w:gridCol w:w="2535"/>
+        <w:gridCol w:w="1819"/>
+        <w:gridCol w:w="2162"/>
+        <w:gridCol w:w="4054"/>
       </w:tblGrid>
       <w:tr>
         <w:trPr>
@@ -6947,7 +6947,7 @@
                 <w:szCs w:val="24"/>
                 <w:bdr w:val="none" w:sz="0" w:space="0" w:color="auto" w:frame="1"/>
               </w:rPr>
-              <w:t>資料型態 (Data Type)</w:t>
+              <w:t>資料型態</w:t>
             </w:r>
           </w:p>
         </w:tc>
@@ -6989,7 +6989,7 @@
                 <w:szCs w:val="24"/>
                 <w:bdr w:val="none" w:sz="0" w:space="0" w:color="auto" w:frame="1"/>
               </w:rPr>
-              <w:t>屬性限制 (Constraints)</w:t>
+              <w:t>屬性限制</w:t>
             </w:r>
           </w:p>
         </w:tc>
@@ -7365,7 +7365,7 @@
                 <w:szCs w:val="24"/>
                 <w:bdr w:val="none" w:sz="0" w:space="0" w:color="auto" w:frame="1"/>
               </w:rPr>
-              <w:t>對應的面試場次 ID (一場只能有一份報告)</w:t>
+              <w:t>關聯的面試場次 ID</w:t>
             </w:r>
           </w:p>
         </w:tc>
@@ -7527,12 +7527,24 @@
             <w:r>
               <w:rPr>
                 <w:rFonts w:ascii="新細明體" w:eastAsia="新細明體" w:hAnsi="新細明體" w:cs="新細明體"/>
-                <w:color w:val="1F1F1F"/>
-                <w:kern w:val="0"/>
-                <w:szCs w:val="24"/>
-                <w:bdr w:val="none" w:sz="0" w:space="0" w:color="auto" w:frame="1"/>
-              </w:rPr>
-              <w:t>專業技能評分</w:t>
+                <w:b/>
+                <w:bCs/>
+                <w:color w:val="1F1F1F"/>
+                <w:kern w:val="0"/>
+                <w:szCs w:val="24"/>
+                <w:bdr w:val="none" w:sz="0" w:space="0" w:color="auto" w:frame="1"/>
+              </w:rPr>
+              <w:t>[Gemini]</w:t>
+            </w:r>
+            <w:r>
+              <w:rPr>
+                <w:rFonts w:ascii="新細明體" w:eastAsia="新細明體" w:hAnsi="新細明體" w:cs="新細明體"/>
+                <w:color w:val="1F1F1F"/>
+                <w:kern w:val="0"/>
+                <w:szCs w:val="24"/>
+                <w:bdr w:val="none" w:sz="0" w:space="0" w:color="auto" w:frame="1"/>
+              </w:rPr>
+              <w:t xml:space="preserve"> 專業技能評分</w:t>
             </w:r>
           </w:p>
         </w:tc>
@@ -7694,12 +7706,24 @@
             <w:r>
               <w:rPr>
                 <w:rFonts w:ascii="新細明體" w:eastAsia="新細明體" w:hAnsi="新細明體" w:cs="新細明體"/>
-                <w:color w:val="1F1F1F"/>
-                <w:kern w:val="0"/>
-                <w:szCs w:val="24"/>
-                <w:bdr w:val="none" w:sz="0" w:space="0" w:color="auto" w:frame="1"/>
-              </w:rPr>
-              <w:t>溝通表達能力評分</w:t>
+                <w:b/>
+                <w:bCs/>
+                <w:color w:val="1F1F1F"/>
+                <w:kern w:val="0"/>
+                <w:szCs w:val="24"/>
+                <w:bdr w:val="none" w:sz="0" w:space="0" w:color="auto" w:frame="1"/>
+              </w:rPr>
+              <w:t>[Gemini]</w:t>
+            </w:r>
+            <w:r>
+              <w:rPr>
+                <w:rFonts w:ascii="新細明體" w:eastAsia="新細明體" w:hAnsi="新細明體" w:cs="新細明體"/>
+                <w:color w:val="1F1F1F"/>
+                <w:kern w:val="0"/>
+                <w:szCs w:val="24"/>
+                <w:bdr w:val="none" w:sz="0" w:space="0" w:color="auto" w:frame="1"/>
+              </w:rPr>
+              <w:t xml:space="preserve"> 溝通表達能力評分</w:t>
             </w:r>
           </w:p>
         </w:tc>
@@ -7745,7 +7769,7 @@
                 <w:szCs w:val="24"/>
                 <w:bdr w:val="none" w:sz="0" w:space="0" w:color="auto" w:frame="1"/>
               </w:rPr>
-              <w:t>ai_feedback</w:t>
+              <w:t>confidence_score</w:t>
             </w:r>
             <w:proofErr w:type="spellEnd"/>
           </w:p>
@@ -7786,7 +7810,7 @@
                 <w:szCs w:val="24"/>
                 <w:bdr w:val="none" w:sz="0" w:space="0" w:color="auto" w:frame="1"/>
               </w:rPr>
-              <w:t>TEXT</w:t>
+              <w:t>REAL</w:t>
             </w:r>
           </w:p>
         </w:tc>
@@ -7861,12 +7885,24 @@
             <w:r>
               <w:rPr>
                 <w:rFonts w:ascii="新細明體" w:eastAsia="新細明體" w:hAnsi="新細明體" w:cs="新細明體"/>
-                <w:color w:val="1F1F1F"/>
-                <w:kern w:val="0"/>
-                <w:szCs w:val="24"/>
-                <w:bdr w:val="none" w:sz="0" w:space="0" w:color="auto" w:frame="1"/>
-              </w:rPr>
-              <w:t>Gemini 產生的綜合評語與改善建議</w:t>
+                <w:b/>
+                <w:bCs/>
+                <w:color w:val="1F1F1F"/>
+                <w:kern w:val="0"/>
+                <w:szCs w:val="24"/>
+                <w:bdr w:val="none" w:sz="0" w:space="0" w:color="auto" w:frame="1"/>
+              </w:rPr>
+              <w:t>[YOLO]</w:t>
+            </w:r>
+            <w:r>
+              <w:rPr>
+                <w:rFonts w:ascii="新細明體" w:eastAsia="新細明體" w:hAnsi="新細明體" w:cs="新細明體"/>
+                <w:color w:val="1F1F1F"/>
+                <w:kern w:val="0"/>
+                <w:szCs w:val="24"/>
+                <w:bdr w:val="none" w:sz="0" w:space="0" w:color="auto" w:frame="1"/>
+              </w:rPr>
+              <w:t xml:space="preserve"> 整體自信度分數</w:t>
             </w:r>
           </w:p>
         </w:tc>
@@ -7912,6 +7948,989 @@
                 <w:szCs w:val="24"/>
                 <w:bdr w:val="none" w:sz="0" w:space="0" w:color="auto" w:frame="1"/>
               </w:rPr>
+              <w:t>blink_count</w:t>
+            </w:r>
+            <w:proofErr w:type="spellEnd"/>
+          </w:p>
+        </w:tc>
+        <w:tc>
+          <w:tcPr>
+            <w:tcW w:w="0" w:type="auto"/>
+            <w:tcBorders>
+              <w:top w:val="single" w:sz="6" w:space="0" w:color="auto"/>
+              <w:left w:val="single" w:sz="6" w:space="0" w:color="auto"/>
+              <w:bottom w:val="single" w:sz="6" w:space="0" w:color="auto"/>
+              <w:right w:val="single" w:sz="6" w:space="0" w:color="auto"/>
+            </w:tcBorders>
+            <w:tcMar>
+              <w:top w:w="240" w:type="dxa"/>
+              <w:left w:w="0" w:type="dxa"/>
+              <w:bottom w:w="240" w:type="dxa"/>
+              <w:right w:w="180" w:type="dxa"/>
+            </w:tcMar>
+            <w:vAlign w:val="center"/>
+            <w:hideMark/>
+          </w:tcPr>
+          <w:p>
+            <w:pPr>
+              <w:widowControl/>
+              <w:rPr>
+                <w:rFonts w:ascii="新細明體" w:eastAsia="新細明體" w:hAnsi="新細明體" w:cs="新細明體"/>
+                <w:color w:val="1F1F1F"/>
+                <w:kern w:val="0"/>
+                <w:szCs w:val="24"/>
+              </w:rPr>
+            </w:pPr>
+            <w:r>
+              <w:rPr>
+                <w:rFonts w:ascii="新細明體" w:eastAsia="新細明體" w:hAnsi="新細明體" w:cs="新細明體"/>
+                <w:color w:val="1F1F1F"/>
+                <w:kern w:val="0"/>
+                <w:szCs w:val="24"/>
+                <w:bdr w:val="none" w:sz="0" w:space="0" w:color="auto" w:frame="1"/>
+              </w:rPr>
+              <w:t>INTEGER</w:t>
+            </w:r>
+          </w:p>
+        </w:tc>
+        <w:tc>
+          <w:tcPr>
+            <w:tcW w:w="0" w:type="auto"/>
+            <w:tcBorders>
+              <w:top w:val="single" w:sz="6" w:space="0" w:color="auto"/>
+              <w:left w:val="single" w:sz="6" w:space="0" w:color="auto"/>
+              <w:bottom w:val="single" w:sz="6" w:space="0" w:color="auto"/>
+              <w:right w:val="single" w:sz="6" w:space="0" w:color="auto"/>
+            </w:tcBorders>
+            <w:tcMar>
+              <w:top w:w="240" w:type="dxa"/>
+              <w:left w:w="0" w:type="dxa"/>
+              <w:bottom w:w="240" w:type="dxa"/>
+              <w:right w:w="180" w:type="dxa"/>
+            </w:tcMar>
+            <w:vAlign w:val="center"/>
+            <w:hideMark/>
+          </w:tcPr>
+          <w:p>
+            <w:pPr>
+              <w:widowControl/>
+              <w:rPr>
+                <w:rFonts w:ascii="新細明體" w:eastAsia="新細明體" w:hAnsi="新細明體" w:cs="新細明體"/>
+                <w:color w:val="1F1F1F"/>
+                <w:kern w:val="0"/>
+                <w:szCs w:val="24"/>
+              </w:rPr>
+            </w:pPr>
+            <w:r>
+              <w:rPr>
+                <w:rFonts w:ascii="新細明體" w:eastAsia="新細明體" w:hAnsi="新細明體" w:cs="新細明體"/>
+                <w:color w:val="1F1F1F"/>
+                <w:kern w:val="0"/>
+                <w:szCs w:val="24"/>
+                <w:bdr w:val="none" w:sz="0" w:space="0" w:color="auto" w:frame="1"/>
+              </w:rPr>
+              <w:t>Nullable</w:t>
+            </w:r>
+          </w:p>
+        </w:tc>
+        <w:tc>
+          <w:tcPr>
+            <w:tcW w:w="0" w:type="auto"/>
+            <w:tcBorders>
+              <w:top w:val="single" w:sz="6" w:space="0" w:color="auto"/>
+              <w:left w:val="single" w:sz="6" w:space="0" w:color="auto"/>
+              <w:bottom w:val="single" w:sz="6" w:space="0" w:color="auto"/>
+              <w:right w:val="single" w:sz="6" w:space="0" w:color="auto"/>
+            </w:tcBorders>
+            <w:tcMar>
+              <w:top w:w="240" w:type="dxa"/>
+              <w:left w:w="0" w:type="dxa"/>
+              <w:bottom w:w="240" w:type="dxa"/>
+              <w:right w:w="0" w:type="dxa"/>
+            </w:tcMar>
+            <w:vAlign w:val="center"/>
+            <w:hideMark/>
+          </w:tcPr>
+          <w:p>
+            <w:pPr>
+              <w:widowControl/>
+              <w:rPr>
+                <w:rFonts w:ascii="新細明體" w:eastAsia="新細明體" w:hAnsi="新細明體" w:cs="新細明體"/>
+                <w:color w:val="1F1F1F"/>
+                <w:kern w:val="0"/>
+                <w:szCs w:val="24"/>
+              </w:rPr>
+            </w:pPr>
+            <w:r>
+              <w:rPr>
+                <w:rFonts w:ascii="新細明體" w:eastAsia="新細明體" w:hAnsi="新細明體" w:cs="新細明體"/>
+                <w:b/>
+                <w:bCs/>
+                <w:color w:val="1F1F1F"/>
+                <w:kern w:val="0"/>
+                <w:szCs w:val="24"/>
+                <w:bdr w:val="none" w:sz="0" w:space="0" w:color="auto" w:frame="1"/>
+              </w:rPr>
+              <w:t>[YOLO]</w:t>
+            </w:r>
+            <w:r>
+              <w:rPr>
+                <w:rFonts w:ascii="新細明體" w:eastAsia="新細明體" w:hAnsi="新細明體" w:cs="新細明體"/>
+                <w:color w:val="1F1F1F"/>
+                <w:kern w:val="0"/>
+                <w:szCs w:val="24"/>
+                <w:bdr w:val="none" w:sz="0" w:space="0" w:color="auto" w:frame="1"/>
+              </w:rPr>
+              <w:t xml:space="preserve"> 整場面試的</w:t>
+            </w:r>
+            <w:proofErr w:type="gramStart"/>
+            <w:r>
+              <w:rPr>
+                <w:rFonts w:ascii="新細明體" w:eastAsia="新細明體" w:hAnsi="新細明體" w:cs="新細明體"/>
+                <w:color w:val="1F1F1F"/>
+                <w:kern w:val="0"/>
+                <w:szCs w:val="24"/>
+                <w:bdr w:val="none" w:sz="0" w:space="0" w:color="auto" w:frame="1"/>
+              </w:rPr>
+              <w:t>總眨眼</w:t>
+            </w:r>
+            <w:proofErr w:type="gramEnd"/>
+            <w:r>
+              <w:rPr>
+                <w:rFonts w:ascii="新細明體" w:eastAsia="新細明體" w:hAnsi="新細明體" w:cs="新細明體"/>
+                <w:color w:val="1F1F1F"/>
+                <w:kern w:val="0"/>
+                <w:szCs w:val="24"/>
+                <w:bdr w:val="none" w:sz="0" w:space="0" w:color="auto" w:frame="1"/>
+              </w:rPr>
+              <w:t>次數</w:t>
+            </w:r>
+          </w:p>
+        </w:tc>
+      </w:tr>
+      <w:tr>
+        <w:trPr>
+          <w:tblCellSpacing w:w="15" w:type="dxa"/>
+        </w:trPr>
+        <w:tc>
+          <w:tcPr>
+            <w:tcW w:w="0" w:type="auto"/>
+            <w:tcBorders>
+              <w:top w:val="single" w:sz="6" w:space="0" w:color="auto"/>
+              <w:left w:val="single" w:sz="6" w:space="0" w:color="auto"/>
+              <w:bottom w:val="single" w:sz="6" w:space="0" w:color="auto"/>
+              <w:right w:val="single" w:sz="6" w:space="0" w:color="auto"/>
+            </w:tcBorders>
+            <w:tcMar>
+              <w:top w:w="240" w:type="dxa"/>
+              <w:left w:w="0" w:type="dxa"/>
+              <w:bottom w:w="240" w:type="dxa"/>
+              <w:right w:w="180" w:type="dxa"/>
+            </w:tcMar>
+            <w:vAlign w:val="center"/>
+            <w:hideMark/>
+          </w:tcPr>
+          <w:p>
+            <w:pPr>
+              <w:widowControl/>
+              <w:rPr>
+                <w:rFonts w:ascii="新細明體" w:eastAsia="新細明體" w:hAnsi="新細明體" w:cs="新細明體"/>
+                <w:color w:val="1F1F1F"/>
+                <w:kern w:val="0"/>
+                <w:szCs w:val="24"/>
+              </w:rPr>
+            </w:pPr>
+            <w:proofErr w:type="spellStart"/>
+            <w:r>
+              <w:rPr>
+                <w:rFonts w:ascii="細明體" w:eastAsia="細明體" w:hAnsi="細明體" w:cs="細明體"/>
+                <w:color w:val="444746"/>
+                <w:kern w:val="0"/>
+                <w:szCs w:val="24"/>
+                <w:bdr w:val="none" w:sz="0" w:space="0" w:color="auto" w:frame="1"/>
+              </w:rPr>
+              <w:t>happy_ratio</w:t>
+            </w:r>
+            <w:proofErr w:type="spellEnd"/>
+          </w:p>
+        </w:tc>
+        <w:tc>
+          <w:tcPr>
+            <w:tcW w:w="0" w:type="auto"/>
+            <w:tcBorders>
+              <w:top w:val="single" w:sz="6" w:space="0" w:color="auto"/>
+              <w:left w:val="single" w:sz="6" w:space="0" w:color="auto"/>
+              <w:bottom w:val="single" w:sz="6" w:space="0" w:color="auto"/>
+              <w:right w:val="single" w:sz="6" w:space="0" w:color="auto"/>
+            </w:tcBorders>
+            <w:tcMar>
+              <w:top w:w="240" w:type="dxa"/>
+              <w:left w:w="0" w:type="dxa"/>
+              <w:bottom w:w="240" w:type="dxa"/>
+              <w:right w:w="180" w:type="dxa"/>
+            </w:tcMar>
+            <w:vAlign w:val="center"/>
+            <w:hideMark/>
+          </w:tcPr>
+          <w:p>
+            <w:pPr>
+              <w:widowControl/>
+              <w:rPr>
+                <w:rFonts w:ascii="新細明體" w:eastAsia="新細明體" w:hAnsi="新細明體" w:cs="新細明體"/>
+                <w:color w:val="1F1F1F"/>
+                <w:kern w:val="0"/>
+                <w:szCs w:val="24"/>
+              </w:rPr>
+            </w:pPr>
+            <w:r>
+              <w:rPr>
+                <w:rFonts w:ascii="新細明體" w:eastAsia="新細明體" w:hAnsi="新細明體" w:cs="新細明體"/>
+                <w:color w:val="1F1F1F"/>
+                <w:kern w:val="0"/>
+                <w:szCs w:val="24"/>
+                <w:bdr w:val="none" w:sz="0" w:space="0" w:color="auto" w:frame="1"/>
+              </w:rPr>
+              <w:t>REAL</w:t>
+            </w:r>
+          </w:p>
+        </w:tc>
+        <w:tc>
+          <w:tcPr>
+            <w:tcW w:w="0" w:type="auto"/>
+            <w:tcBorders>
+              <w:top w:val="single" w:sz="6" w:space="0" w:color="auto"/>
+              <w:left w:val="single" w:sz="6" w:space="0" w:color="auto"/>
+              <w:bottom w:val="single" w:sz="6" w:space="0" w:color="auto"/>
+              <w:right w:val="single" w:sz="6" w:space="0" w:color="auto"/>
+            </w:tcBorders>
+            <w:tcMar>
+              <w:top w:w="240" w:type="dxa"/>
+              <w:left w:w="0" w:type="dxa"/>
+              <w:bottom w:w="240" w:type="dxa"/>
+              <w:right w:w="180" w:type="dxa"/>
+            </w:tcMar>
+            <w:vAlign w:val="center"/>
+            <w:hideMark/>
+          </w:tcPr>
+          <w:p>
+            <w:pPr>
+              <w:widowControl/>
+              <w:rPr>
+                <w:rFonts w:ascii="新細明體" w:eastAsia="新細明體" w:hAnsi="新細明體" w:cs="新細明體"/>
+                <w:color w:val="1F1F1F"/>
+                <w:kern w:val="0"/>
+                <w:szCs w:val="24"/>
+              </w:rPr>
+            </w:pPr>
+            <w:r>
+              <w:rPr>
+                <w:rFonts w:ascii="新細明體" w:eastAsia="新細明體" w:hAnsi="新細明體" w:cs="新細明體"/>
+                <w:color w:val="1F1F1F"/>
+                <w:kern w:val="0"/>
+                <w:szCs w:val="24"/>
+                <w:bdr w:val="none" w:sz="0" w:space="0" w:color="auto" w:frame="1"/>
+              </w:rPr>
+              <w:t>Nullable</w:t>
+            </w:r>
+          </w:p>
+        </w:tc>
+        <w:tc>
+          <w:tcPr>
+            <w:tcW w:w="0" w:type="auto"/>
+            <w:tcBorders>
+              <w:top w:val="single" w:sz="6" w:space="0" w:color="auto"/>
+              <w:left w:val="single" w:sz="6" w:space="0" w:color="auto"/>
+              <w:bottom w:val="single" w:sz="6" w:space="0" w:color="auto"/>
+              <w:right w:val="single" w:sz="6" w:space="0" w:color="auto"/>
+            </w:tcBorders>
+            <w:tcMar>
+              <w:top w:w="240" w:type="dxa"/>
+              <w:left w:w="0" w:type="dxa"/>
+              <w:bottom w:w="240" w:type="dxa"/>
+              <w:right w:w="0" w:type="dxa"/>
+            </w:tcMar>
+            <w:vAlign w:val="center"/>
+            <w:hideMark/>
+          </w:tcPr>
+          <w:p>
+            <w:pPr>
+              <w:widowControl/>
+              <w:rPr>
+                <w:rFonts w:ascii="新細明體" w:eastAsia="新細明體" w:hAnsi="新細明體" w:cs="新細明體"/>
+                <w:color w:val="1F1F1F"/>
+                <w:kern w:val="0"/>
+                <w:szCs w:val="24"/>
+              </w:rPr>
+            </w:pPr>
+            <w:r>
+              <w:rPr>
+                <w:rFonts w:ascii="新細明體" w:eastAsia="新細明體" w:hAnsi="新細明體" w:cs="新細明體"/>
+                <w:b/>
+                <w:bCs/>
+                <w:color w:val="1F1F1F"/>
+                <w:kern w:val="0"/>
+                <w:szCs w:val="24"/>
+                <w:bdr w:val="none" w:sz="0" w:space="0" w:color="auto" w:frame="1"/>
+              </w:rPr>
+              <w:t>[YOLO]</w:t>
+            </w:r>
+            <w:r>
+              <w:rPr>
+                <w:rFonts w:ascii="新細明體" w:eastAsia="新細明體" w:hAnsi="新細明體" w:cs="新細明體"/>
+                <w:color w:val="1F1F1F"/>
+                <w:kern w:val="0"/>
+                <w:szCs w:val="24"/>
+                <w:bdr w:val="none" w:sz="0" w:space="0" w:color="auto" w:frame="1"/>
+              </w:rPr>
+              <w:t xml:space="preserve"> 開心表情所</w:t>
+            </w:r>
+            <w:proofErr w:type="gramStart"/>
+            <w:r>
+              <w:rPr>
+                <w:rFonts w:ascii="新細明體" w:eastAsia="新細明體" w:hAnsi="新細明體" w:cs="新細明體"/>
+                <w:color w:val="1F1F1F"/>
+                <w:kern w:val="0"/>
+                <w:szCs w:val="24"/>
+                <w:bdr w:val="none" w:sz="0" w:space="0" w:color="auto" w:frame="1"/>
+              </w:rPr>
+              <w:t>佔</w:t>
+            </w:r>
+            <w:proofErr w:type="gramEnd"/>
+            <w:r>
+              <w:rPr>
+                <w:rFonts w:ascii="新細明體" w:eastAsia="新細明體" w:hAnsi="新細明體" w:cs="新細明體"/>
+                <w:color w:val="1F1F1F"/>
+                <w:kern w:val="0"/>
+                <w:szCs w:val="24"/>
+                <w:bdr w:val="none" w:sz="0" w:space="0" w:color="auto" w:frame="1"/>
+              </w:rPr>
+              <w:t>比例 (0~1)</w:t>
+            </w:r>
+          </w:p>
+        </w:tc>
+      </w:tr>
+      <w:tr>
+        <w:trPr>
+          <w:tblCellSpacing w:w="15" w:type="dxa"/>
+        </w:trPr>
+        <w:tc>
+          <w:tcPr>
+            <w:tcW w:w="0" w:type="auto"/>
+            <w:tcBorders>
+              <w:top w:val="single" w:sz="6" w:space="0" w:color="auto"/>
+              <w:left w:val="single" w:sz="6" w:space="0" w:color="auto"/>
+              <w:bottom w:val="single" w:sz="6" w:space="0" w:color="auto"/>
+              <w:right w:val="single" w:sz="6" w:space="0" w:color="auto"/>
+            </w:tcBorders>
+            <w:tcMar>
+              <w:top w:w="240" w:type="dxa"/>
+              <w:left w:w="0" w:type="dxa"/>
+              <w:bottom w:w="240" w:type="dxa"/>
+              <w:right w:w="180" w:type="dxa"/>
+            </w:tcMar>
+            <w:vAlign w:val="center"/>
+            <w:hideMark/>
+          </w:tcPr>
+          <w:p>
+            <w:pPr>
+              <w:widowControl/>
+              <w:rPr>
+                <w:rFonts w:ascii="新細明體" w:eastAsia="新細明體" w:hAnsi="新細明體" w:cs="新細明體"/>
+                <w:color w:val="1F1F1F"/>
+                <w:kern w:val="0"/>
+                <w:szCs w:val="24"/>
+              </w:rPr>
+            </w:pPr>
+            <w:proofErr w:type="spellStart"/>
+            <w:r>
+              <w:rPr>
+                <w:rFonts w:ascii="細明體" w:eastAsia="細明體" w:hAnsi="細明體" w:cs="細明體"/>
+                <w:color w:val="444746"/>
+                <w:kern w:val="0"/>
+                <w:szCs w:val="24"/>
+                <w:bdr w:val="none" w:sz="0" w:space="0" w:color="auto" w:frame="1"/>
+              </w:rPr>
+              <w:t>neutral_ratio</w:t>
+            </w:r>
+            <w:proofErr w:type="spellEnd"/>
+          </w:p>
+        </w:tc>
+        <w:tc>
+          <w:tcPr>
+            <w:tcW w:w="0" w:type="auto"/>
+            <w:tcBorders>
+              <w:top w:val="single" w:sz="6" w:space="0" w:color="auto"/>
+              <w:left w:val="single" w:sz="6" w:space="0" w:color="auto"/>
+              <w:bottom w:val="single" w:sz="6" w:space="0" w:color="auto"/>
+              <w:right w:val="single" w:sz="6" w:space="0" w:color="auto"/>
+            </w:tcBorders>
+            <w:tcMar>
+              <w:top w:w="240" w:type="dxa"/>
+              <w:left w:w="0" w:type="dxa"/>
+              <w:bottom w:w="240" w:type="dxa"/>
+              <w:right w:w="180" w:type="dxa"/>
+            </w:tcMar>
+            <w:vAlign w:val="center"/>
+            <w:hideMark/>
+          </w:tcPr>
+          <w:p>
+            <w:pPr>
+              <w:widowControl/>
+              <w:rPr>
+                <w:rFonts w:ascii="新細明體" w:eastAsia="新細明體" w:hAnsi="新細明體" w:cs="新細明體"/>
+                <w:color w:val="1F1F1F"/>
+                <w:kern w:val="0"/>
+                <w:szCs w:val="24"/>
+              </w:rPr>
+            </w:pPr>
+            <w:r>
+              <w:rPr>
+                <w:rFonts w:ascii="新細明體" w:eastAsia="新細明體" w:hAnsi="新細明體" w:cs="新細明體"/>
+                <w:color w:val="1F1F1F"/>
+                <w:kern w:val="0"/>
+                <w:szCs w:val="24"/>
+                <w:bdr w:val="none" w:sz="0" w:space="0" w:color="auto" w:frame="1"/>
+              </w:rPr>
+              <w:t>REAL</w:t>
+            </w:r>
+          </w:p>
+        </w:tc>
+        <w:tc>
+          <w:tcPr>
+            <w:tcW w:w="0" w:type="auto"/>
+            <w:tcBorders>
+              <w:top w:val="single" w:sz="6" w:space="0" w:color="auto"/>
+              <w:left w:val="single" w:sz="6" w:space="0" w:color="auto"/>
+              <w:bottom w:val="single" w:sz="6" w:space="0" w:color="auto"/>
+              <w:right w:val="single" w:sz="6" w:space="0" w:color="auto"/>
+            </w:tcBorders>
+            <w:tcMar>
+              <w:top w:w="240" w:type="dxa"/>
+              <w:left w:w="0" w:type="dxa"/>
+              <w:bottom w:w="240" w:type="dxa"/>
+              <w:right w:w="180" w:type="dxa"/>
+            </w:tcMar>
+            <w:vAlign w:val="center"/>
+            <w:hideMark/>
+          </w:tcPr>
+          <w:p>
+            <w:pPr>
+              <w:widowControl/>
+              <w:rPr>
+                <w:rFonts w:ascii="新細明體" w:eastAsia="新細明體" w:hAnsi="新細明體" w:cs="新細明體"/>
+                <w:color w:val="1F1F1F"/>
+                <w:kern w:val="0"/>
+                <w:szCs w:val="24"/>
+              </w:rPr>
+            </w:pPr>
+            <w:r>
+              <w:rPr>
+                <w:rFonts w:ascii="新細明體" w:eastAsia="新細明體" w:hAnsi="新細明體" w:cs="新細明體"/>
+                <w:color w:val="1F1F1F"/>
+                <w:kern w:val="0"/>
+                <w:szCs w:val="24"/>
+                <w:bdr w:val="none" w:sz="0" w:space="0" w:color="auto" w:frame="1"/>
+              </w:rPr>
+              <w:t>Nullable</w:t>
+            </w:r>
+          </w:p>
+        </w:tc>
+        <w:tc>
+          <w:tcPr>
+            <w:tcW w:w="0" w:type="auto"/>
+            <w:tcBorders>
+              <w:top w:val="single" w:sz="6" w:space="0" w:color="auto"/>
+              <w:left w:val="single" w:sz="6" w:space="0" w:color="auto"/>
+              <w:bottom w:val="single" w:sz="6" w:space="0" w:color="auto"/>
+              <w:right w:val="single" w:sz="6" w:space="0" w:color="auto"/>
+            </w:tcBorders>
+            <w:tcMar>
+              <w:top w:w="240" w:type="dxa"/>
+              <w:left w:w="0" w:type="dxa"/>
+              <w:bottom w:w="240" w:type="dxa"/>
+              <w:right w:w="0" w:type="dxa"/>
+            </w:tcMar>
+            <w:vAlign w:val="center"/>
+            <w:hideMark/>
+          </w:tcPr>
+          <w:p>
+            <w:pPr>
+              <w:widowControl/>
+              <w:rPr>
+                <w:rFonts w:ascii="新細明體" w:eastAsia="新細明體" w:hAnsi="新細明體" w:cs="新細明體"/>
+                <w:color w:val="1F1F1F"/>
+                <w:kern w:val="0"/>
+                <w:szCs w:val="24"/>
+              </w:rPr>
+            </w:pPr>
+            <w:r>
+              <w:rPr>
+                <w:rFonts w:ascii="新細明體" w:eastAsia="新細明體" w:hAnsi="新細明體" w:cs="新細明體"/>
+                <w:b/>
+                <w:bCs/>
+                <w:color w:val="1F1F1F"/>
+                <w:kern w:val="0"/>
+                <w:szCs w:val="24"/>
+                <w:bdr w:val="none" w:sz="0" w:space="0" w:color="auto" w:frame="1"/>
+              </w:rPr>
+              <w:t>[YOLO]</w:t>
+            </w:r>
+            <w:r>
+              <w:rPr>
+                <w:rFonts w:ascii="新細明體" w:eastAsia="新細明體" w:hAnsi="新細明體" w:cs="新細明體"/>
+                <w:color w:val="1F1F1F"/>
+                <w:kern w:val="0"/>
+                <w:szCs w:val="24"/>
+                <w:bdr w:val="none" w:sz="0" w:space="0" w:color="auto" w:frame="1"/>
+              </w:rPr>
+              <w:t xml:space="preserve"> 平靜表情所</w:t>
+            </w:r>
+            <w:proofErr w:type="gramStart"/>
+            <w:r>
+              <w:rPr>
+                <w:rFonts w:ascii="新細明體" w:eastAsia="新細明體" w:hAnsi="新細明體" w:cs="新細明體"/>
+                <w:color w:val="1F1F1F"/>
+                <w:kern w:val="0"/>
+                <w:szCs w:val="24"/>
+                <w:bdr w:val="none" w:sz="0" w:space="0" w:color="auto" w:frame="1"/>
+              </w:rPr>
+              <w:t>佔</w:t>
+            </w:r>
+            <w:proofErr w:type="gramEnd"/>
+            <w:r>
+              <w:rPr>
+                <w:rFonts w:ascii="新細明體" w:eastAsia="新細明體" w:hAnsi="新細明體" w:cs="新細明體"/>
+                <w:color w:val="1F1F1F"/>
+                <w:kern w:val="0"/>
+                <w:szCs w:val="24"/>
+                <w:bdr w:val="none" w:sz="0" w:space="0" w:color="auto" w:frame="1"/>
+              </w:rPr>
+              <w:t>比例 (0~1)</w:t>
+            </w:r>
+          </w:p>
+        </w:tc>
+      </w:tr>
+      <w:tr>
+        <w:trPr>
+          <w:tblCellSpacing w:w="15" w:type="dxa"/>
+        </w:trPr>
+        <w:tc>
+          <w:tcPr>
+            <w:tcW w:w="0" w:type="auto"/>
+            <w:tcBorders>
+              <w:top w:val="single" w:sz="6" w:space="0" w:color="auto"/>
+              <w:left w:val="single" w:sz="6" w:space="0" w:color="auto"/>
+              <w:bottom w:val="single" w:sz="6" w:space="0" w:color="auto"/>
+              <w:right w:val="single" w:sz="6" w:space="0" w:color="auto"/>
+            </w:tcBorders>
+            <w:tcMar>
+              <w:top w:w="240" w:type="dxa"/>
+              <w:left w:w="0" w:type="dxa"/>
+              <w:bottom w:w="240" w:type="dxa"/>
+              <w:right w:w="180" w:type="dxa"/>
+            </w:tcMar>
+            <w:vAlign w:val="center"/>
+            <w:hideMark/>
+          </w:tcPr>
+          <w:p>
+            <w:pPr>
+              <w:widowControl/>
+              <w:rPr>
+                <w:rFonts w:ascii="新細明體" w:eastAsia="新細明體" w:hAnsi="新細明體" w:cs="新細明體"/>
+                <w:color w:val="1F1F1F"/>
+                <w:kern w:val="0"/>
+                <w:szCs w:val="24"/>
+              </w:rPr>
+            </w:pPr>
+            <w:proofErr w:type="spellStart"/>
+            <w:r>
+              <w:rPr>
+                <w:rFonts w:ascii="細明體" w:eastAsia="細明體" w:hAnsi="細明體" w:cs="細明體"/>
+                <w:color w:val="444746"/>
+                <w:kern w:val="0"/>
+                <w:szCs w:val="24"/>
+                <w:bdr w:val="none" w:sz="0" w:space="0" w:color="auto" w:frame="1"/>
+              </w:rPr>
+              <w:t>sad_ratio</w:t>
+            </w:r>
+            <w:proofErr w:type="spellEnd"/>
+          </w:p>
+        </w:tc>
+        <w:tc>
+          <w:tcPr>
+            <w:tcW w:w="0" w:type="auto"/>
+            <w:tcBorders>
+              <w:top w:val="single" w:sz="6" w:space="0" w:color="auto"/>
+              <w:left w:val="single" w:sz="6" w:space="0" w:color="auto"/>
+              <w:bottom w:val="single" w:sz="6" w:space="0" w:color="auto"/>
+              <w:right w:val="single" w:sz="6" w:space="0" w:color="auto"/>
+            </w:tcBorders>
+            <w:tcMar>
+              <w:top w:w="240" w:type="dxa"/>
+              <w:left w:w="0" w:type="dxa"/>
+              <w:bottom w:w="240" w:type="dxa"/>
+              <w:right w:w="180" w:type="dxa"/>
+            </w:tcMar>
+            <w:vAlign w:val="center"/>
+            <w:hideMark/>
+          </w:tcPr>
+          <w:p>
+            <w:pPr>
+              <w:widowControl/>
+              <w:rPr>
+                <w:rFonts w:ascii="新細明體" w:eastAsia="新細明體" w:hAnsi="新細明體" w:cs="新細明體"/>
+                <w:color w:val="1F1F1F"/>
+                <w:kern w:val="0"/>
+                <w:szCs w:val="24"/>
+              </w:rPr>
+            </w:pPr>
+            <w:r>
+              <w:rPr>
+                <w:rFonts w:ascii="新細明體" w:eastAsia="新細明體" w:hAnsi="新細明體" w:cs="新細明體"/>
+                <w:color w:val="1F1F1F"/>
+                <w:kern w:val="0"/>
+                <w:szCs w:val="24"/>
+                <w:bdr w:val="none" w:sz="0" w:space="0" w:color="auto" w:frame="1"/>
+              </w:rPr>
+              <w:t>REAL</w:t>
+            </w:r>
+          </w:p>
+        </w:tc>
+        <w:tc>
+          <w:tcPr>
+            <w:tcW w:w="0" w:type="auto"/>
+            <w:tcBorders>
+              <w:top w:val="single" w:sz="6" w:space="0" w:color="auto"/>
+              <w:left w:val="single" w:sz="6" w:space="0" w:color="auto"/>
+              <w:bottom w:val="single" w:sz="6" w:space="0" w:color="auto"/>
+              <w:right w:val="single" w:sz="6" w:space="0" w:color="auto"/>
+            </w:tcBorders>
+            <w:tcMar>
+              <w:top w:w="240" w:type="dxa"/>
+              <w:left w:w="0" w:type="dxa"/>
+              <w:bottom w:w="240" w:type="dxa"/>
+              <w:right w:w="180" w:type="dxa"/>
+            </w:tcMar>
+            <w:vAlign w:val="center"/>
+            <w:hideMark/>
+          </w:tcPr>
+          <w:p>
+            <w:pPr>
+              <w:widowControl/>
+              <w:rPr>
+                <w:rFonts w:ascii="新細明體" w:eastAsia="新細明體" w:hAnsi="新細明體" w:cs="新細明體"/>
+                <w:color w:val="1F1F1F"/>
+                <w:kern w:val="0"/>
+                <w:szCs w:val="24"/>
+              </w:rPr>
+            </w:pPr>
+            <w:r>
+              <w:rPr>
+                <w:rFonts w:ascii="新細明體" w:eastAsia="新細明體" w:hAnsi="新細明體" w:cs="新細明體"/>
+                <w:color w:val="1F1F1F"/>
+                <w:kern w:val="0"/>
+                <w:szCs w:val="24"/>
+                <w:bdr w:val="none" w:sz="0" w:space="0" w:color="auto" w:frame="1"/>
+              </w:rPr>
+              <w:t>Nullable</w:t>
+            </w:r>
+          </w:p>
+        </w:tc>
+        <w:tc>
+          <w:tcPr>
+            <w:tcW w:w="0" w:type="auto"/>
+            <w:tcBorders>
+              <w:top w:val="single" w:sz="6" w:space="0" w:color="auto"/>
+              <w:left w:val="single" w:sz="6" w:space="0" w:color="auto"/>
+              <w:bottom w:val="single" w:sz="6" w:space="0" w:color="auto"/>
+              <w:right w:val="single" w:sz="6" w:space="0" w:color="auto"/>
+            </w:tcBorders>
+            <w:tcMar>
+              <w:top w:w="240" w:type="dxa"/>
+              <w:left w:w="0" w:type="dxa"/>
+              <w:bottom w:w="240" w:type="dxa"/>
+              <w:right w:w="0" w:type="dxa"/>
+            </w:tcMar>
+            <w:vAlign w:val="center"/>
+            <w:hideMark/>
+          </w:tcPr>
+          <w:p>
+            <w:pPr>
+              <w:widowControl/>
+              <w:rPr>
+                <w:rFonts w:ascii="新細明體" w:eastAsia="新細明體" w:hAnsi="新細明體" w:cs="新細明體"/>
+                <w:color w:val="1F1F1F"/>
+                <w:kern w:val="0"/>
+                <w:szCs w:val="24"/>
+              </w:rPr>
+            </w:pPr>
+            <w:r>
+              <w:rPr>
+                <w:rFonts w:ascii="新細明體" w:eastAsia="新細明體" w:hAnsi="新細明體" w:cs="新細明體"/>
+                <w:b/>
+                <w:bCs/>
+                <w:color w:val="1F1F1F"/>
+                <w:kern w:val="0"/>
+                <w:szCs w:val="24"/>
+                <w:bdr w:val="none" w:sz="0" w:space="0" w:color="auto" w:frame="1"/>
+              </w:rPr>
+              <w:t>[YOLO]</w:t>
+            </w:r>
+            <w:r>
+              <w:rPr>
+                <w:rFonts w:ascii="新細明體" w:eastAsia="新細明體" w:hAnsi="新細明體" w:cs="新細明體"/>
+                <w:color w:val="1F1F1F"/>
+                <w:kern w:val="0"/>
+                <w:szCs w:val="24"/>
+                <w:bdr w:val="none" w:sz="0" w:space="0" w:color="auto" w:frame="1"/>
+              </w:rPr>
+              <w:t xml:space="preserve"> 悲傷/緊張表情所</w:t>
+            </w:r>
+            <w:proofErr w:type="gramStart"/>
+            <w:r>
+              <w:rPr>
+                <w:rFonts w:ascii="新細明體" w:eastAsia="新細明體" w:hAnsi="新細明體" w:cs="新細明體"/>
+                <w:color w:val="1F1F1F"/>
+                <w:kern w:val="0"/>
+                <w:szCs w:val="24"/>
+                <w:bdr w:val="none" w:sz="0" w:space="0" w:color="auto" w:frame="1"/>
+              </w:rPr>
+              <w:t>佔</w:t>
+            </w:r>
+            <w:proofErr w:type="gramEnd"/>
+            <w:r>
+              <w:rPr>
+                <w:rFonts w:ascii="新細明體" w:eastAsia="新細明體" w:hAnsi="新細明體" w:cs="新細明體"/>
+                <w:color w:val="1F1F1F"/>
+                <w:kern w:val="0"/>
+                <w:szCs w:val="24"/>
+                <w:bdr w:val="none" w:sz="0" w:space="0" w:color="auto" w:frame="1"/>
+              </w:rPr>
+              <w:t>比例 (0~1)</w:t>
+            </w:r>
+          </w:p>
+        </w:tc>
+      </w:tr>
+      <w:tr>
+        <w:trPr>
+          <w:tblCellSpacing w:w="15" w:type="dxa"/>
+        </w:trPr>
+        <w:tc>
+          <w:tcPr>
+            <w:tcW w:w="0" w:type="auto"/>
+            <w:tcBorders>
+              <w:top w:val="single" w:sz="6" w:space="0" w:color="auto"/>
+              <w:left w:val="single" w:sz="6" w:space="0" w:color="auto"/>
+              <w:bottom w:val="single" w:sz="6" w:space="0" w:color="auto"/>
+              <w:right w:val="single" w:sz="6" w:space="0" w:color="auto"/>
+            </w:tcBorders>
+            <w:tcMar>
+              <w:top w:w="240" w:type="dxa"/>
+              <w:left w:w="0" w:type="dxa"/>
+              <w:bottom w:w="240" w:type="dxa"/>
+              <w:right w:w="180" w:type="dxa"/>
+            </w:tcMar>
+            <w:vAlign w:val="center"/>
+            <w:hideMark/>
+          </w:tcPr>
+          <w:p>
+            <w:pPr>
+              <w:widowControl/>
+              <w:rPr>
+                <w:rFonts w:ascii="新細明體" w:eastAsia="新細明體" w:hAnsi="新細明體" w:cs="新細明體"/>
+                <w:color w:val="1F1F1F"/>
+                <w:kern w:val="0"/>
+                <w:szCs w:val="24"/>
+              </w:rPr>
+            </w:pPr>
+            <w:proofErr w:type="spellStart"/>
+            <w:r>
+              <w:rPr>
+                <w:rFonts w:ascii="細明體" w:eastAsia="細明體" w:hAnsi="細明體" w:cs="細明體"/>
+                <w:color w:val="444746"/>
+                <w:kern w:val="0"/>
+                <w:szCs w:val="24"/>
+                <w:bdr w:val="none" w:sz="0" w:space="0" w:color="auto" w:frame="1"/>
+              </w:rPr>
+              <w:t>ai_feedback</w:t>
+            </w:r>
+            <w:proofErr w:type="spellEnd"/>
+          </w:p>
+        </w:tc>
+        <w:tc>
+          <w:tcPr>
+            <w:tcW w:w="0" w:type="auto"/>
+            <w:tcBorders>
+              <w:top w:val="single" w:sz="6" w:space="0" w:color="auto"/>
+              <w:left w:val="single" w:sz="6" w:space="0" w:color="auto"/>
+              <w:bottom w:val="single" w:sz="6" w:space="0" w:color="auto"/>
+              <w:right w:val="single" w:sz="6" w:space="0" w:color="auto"/>
+            </w:tcBorders>
+            <w:tcMar>
+              <w:top w:w="240" w:type="dxa"/>
+              <w:left w:w="0" w:type="dxa"/>
+              <w:bottom w:w="240" w:type="dxa"/>
+              <w:right w:w="180" w:type="dxa"/>
+            </w:tcMar>
+            <w:vAlign w:val="center"/>
+            <w:hideMark/>
+          </w:tcPr>
+          <w:p>
+            <w:pPr>
+              <w:widowControl/>
+              <w:rPr>
+                <w:rFonts w:ascii="新細明體" w:eastAsia="新細明體" w:hAnsi="新細明體" w:cs="新細明體"/>
+                <w:color w:val="1F1F1F"/>
+                <w:kern w:val="0"/>
+                <w:szCs w:val="24"/>
+              </w:rPr>
+            </w:pPr>
+            <w:r>
+              <w:rPr>
+                <w:rFonts w:ascii="新細明體" w:eastAsia="新細明體" w:hAnsi="新細明體" w:cs="新細明體"/>
+                <w:color w:val="1F1F1F"/>
+                <w:kern w:val="0"/>
+                <w:szCs w:val="24"/>
+                <w:bdr w:val="none" w:sz="0" w:space="0" w:color="auto" w:frame="1"/>
+              </w:rPr>
+              <w:t>TEXT</w:t>
+            </w:r>
+          </w:p>
+        </w:tc>
+        <w:tc>
+          <w:tcPr>
+            <w:tcW w:w="0" w:type="auto"/>
+            <w:tcBorders>
+              <w:top w:val="single" w:sz="6" w:space="0" w:color="auto"/>
+              <w:left w:val="single" w:sz="6" w:space="0" w:color="auto"/>
+              <w:bottom w:val="single" w:sz="6" w:space="0" w:color="auto"/>
+              <w:right w:val="single" w:sz="6" w:space="0" w:color="auto"/>
+            </w:tcBorders>
+            <w:tcMar>
+              <w:top w:w="240" w:type="dxa"/>
+              <w:left w:w="0" w:type="dxa"/>
+              <w:bottom w:w="240" w:type="dxa"/>
+              <w:right w:w="180" w:type="dxa"/>
+            </w:tcMar>
+            <w:vAlign w:val="center"/>
+            <w:hideMark/>
+          </w:tcPr>
+          <w:p>
+            <w:pPr>
+              <w:widowControl/>
+              <w:rPr>
+                <w:rFonts w:ascii="新細明體" w:eastAsia="新細明體" w:hAnsi="新細明體" w:cs="新細明體"/>
+                <w:color w:val="1F1F1F"/>
+                <w:kern w:val="0"/>
+                <w:szCs w:val="24"/>
+              </w:rPr>
+            </w:pPr>
+            <w:r>
+              <w:rPr>
+                <w:rFonts w:ascii="新細明體" w:eastAsia="新細明體" w:hAnsi="新細明體" w:cs="新細明體"/>
+                <w:color w:val="1F1F1F"/>
+                <w:kern w:val="0"/>
+                <w:szCs w:val="24"/>
+                <w:bdr w:val="none" w:sz="0" w:space="0" w:color="auto" w:frame="1"/>
+              </w:rPr>
+              <w:t>Nullable</w:t>
+            </w:r>
+          </w:p>
+        </w:tc>
+        <w:tc>
+          <w:tcPr>
+            <w:tcW w:w="0" w:type="auto"/>
+            <w:tcBorders>
+              <w:top w:val="single" w:sz="6" w:space="0" w:color="auto"/>
+              <w:left w:val="single" w:sz="6" w:space="0" w:color="auto"/>
+              <w:bottom w:val="single" w:sz="6" w:space="0" w:color="auto"/>
+              <w:right w:val="single" w:sz="6" w:space="0" w:color="auto"/>
+            </w:tcBorders>
+            <w:tcMar>
+              <w:top w:w="240" w:type="dxa"/>
+              <w:left w:w="0" w:type="dxa"/>
+              <w:bottom w:w="240" w:type="dxa"/>
+              <w:right w:w="0" w:type="dxa"/>
+            </w:tcMar>
+            <w:vAlign w:val="center"/>
+            <w:hideMark/>
+          </w:tcPr>
+          <w:p>
+            <w:pPr>
+              <w:widowControl/>
+              <w:rPr>
+                <w:rFonts w:ascii="新細明體" w:eastAsia="新細明體" w:hAnsi="新細明體" w:cs="新細明體"/>
+                <w:color w:val="1F1F1F"/>
+                <w:kern w:val="0"/>
+                <w:szCs w:val="24"/>
+              </w:rPr>
+            </w:pPr>
+            <w:r>
+              <w:rPr>
+                <w:rFonts w:ascii="新細明體" w:eastAsia="新細明體" w:hAnsi="新細明體" w:cs="新細明體"/>
+                <w:b/>
+                <w:bCs/>
+                <w:color w:val="1F1F1F"/>
+                <w:kern w:val="0"/>
+                <w:szCs w:val="24"/>
+                <w:bdr w:val="none" w:sz="0" w:space="0" w:color="auto" w:frame="1"/>
+              </w:rPr>
+              <w:t>[Gemini]</w:t>
+            </w:r>
+            <w:r>
+              <w:rPr>
+                <w:rFonts w:ascii="新細明體" w:eastAsia="新細明體" w:hAnsi="新細明體" w:cs="新細明體"/>
+                <w:color w:val="1F1F1F"/>
+                <w:kern w:val="0"/>
+                <w:szCs w:val="24"/>
+                <w:bdr w:val="none" w:sz="0" w:space="0" w:color="auto" w:frame="1"/>
+              </w:rPr>
+              <w:t xml:space="preserve"> 綜合評語與改善建議</w:t>
+            </w:r>
+          </w:p>
+        </w:tc>
+      </w:tr>
+      <w:tr>
+        <w:trPr>
+          <w:tblCellSpacing w:w="15" w:type="dxa"/>
+        </w:trPr>
+        <w:tc>
+          <w:tcPr>
+            <w:tcW w:w="0" w:type="auto"/>
+            <w:tcBorders>
+              <w:top w:val="single" w:sz="6" w:space="0" w:color="auto"/>
+              <w:left w:val="single" w:sz="6" w:space="0" w:color="auto"/>
+              <w:bottom w:val="single" w:sz="6" w:space="0" w:color="auto"/>
+              <w:right w:val="single" w:sz="6" w:space="0" w:color="auto"/>
+            </w:tcBorders>
+            <w:tcMar>
+              <w:top w:w="240" w:type="dxa"/>
+              <w:left w:w="0" w:type="dxa"/>
+              <w:bottom w:w="240" w:type="dxa"/>
+              <w:right w:w="180" w:type="dxa"/>
+            </w:tcMar>
+            <w:vAlign w:val="center"/>
+            <w:hideMark/>
+          </w:tcPr>
+          <w:p>
+            <w:pPr>
+              <w:widowControl/>
+              <w:rPr>
+                <w:rFonts w:ascii="新細明體" w:eastAsia="新細明體" w:hAnsi="新細明體" w:cs="新細明體"/>
+                <w:color w:val="1F1F1F"/>
+                <w:kern w:val="0"/>
+                <w:szCs w:val="24"/>
+              </w:rPr>
+            </w:pPr>
+            <w:proofErr w:type="spellStart"/>
+            <w:r>
+              <w:rPr>
+                <w:rFonts w:ascii="細明體" w:eastAsia="細明體" w:hAnsi="細明體" w:cs="細明體"/>
+                <w:color w:val="444746"/>
+                <w:kern w:val="0"/>
+                <w:szCs w:val="24"/>
+                <w:bdr w:val="none" w:sz="0" w:space="0" w:color="auto" w:frame="1"/>
+              </w:rPr>
               <w:t>created_at</w:t>
             </w:r>
             <w:proofErr w:type="spellEnd"/>
@@ -8061,13 +9080,7 @@
         </w:tc>
       </w:tr>
     </w:tbl>
-    <w:p>
-      <w:pPr>
-        <w:rPr>
-          <w:rFonts w:hint="eastAsia"/>
-        </w:rPr>
-      </w:pPr>
-    </w:p>
+    <w:p/>
     <w:sectPr>
       <w:pgSz w:w="11906" w:h="16838"/>
       <w:pgMar w:top="567" w:right="567" w:bottom="567" w:left="567" w:header="851" w:footer="992" w:gutter="0"/>

--- a/第三版 資料庫.docx
+++ b/第三版 資料庫.docx
@@ -4473,10 +4473,16 @@
     <w:p/>
     <w:p/>
     <w:p/>
-    <w:p/>
-    <w:p/>
+    <w:p>
+      <w:pPr>
+        <w:rPr>
+          <w:rFonts w:hint="eastAsia"/>
+        </w:rPr>
+      </w:pPr>
+    </w:p>
     <w:p>
       <w:r>
+        <w:lastRenderedPageBreak/>
         <w:t>Transcripts</w:t>
       </w:r>
     </w:p>
